--- a/FoodDelivery.zip_Neha.docx
+++ b/FoodDelivery.zip_Neha.docx
@@ -180,7 +180,25 @@
           <w:b/>
           <w:sz w:val="32"/>
         </w:rPr>
-        <w:t xml:space="preserve">                                                                                                          Nehavarshini S</w:t>
+        <w:t xml:space="preserve">                                                                                                          </w:t>
+      </w:r>
+      <w:proofErr w:type="spellStart"/>
+      <w:r>
+        <w:rPr>
+          <w:rFonts w:ascii="Calibri"/>
+          <w:b/>
+          <w:sz w:val="32"/>
+        </w:rPr>
+        <w:t>Nehavarshini</w:t>
+      </w:r>
+      <w:proofErr w:type="spellEnd"/>
+      <w:r>
+        <w:rPr>
+          <w:rFonts w:ascii="Calibri"/>
+          <w:b/>
+          <w:sz w:val="32"/>
+        </w:rPr>
+        <w:t xml:space="preserve"> S</w:t>
       </w:r>
     </w:p>
     <w:p>
@@ -399,9 +417,11 @@
               </w:rPr>
               <w:t xml:space="preserve"> </w:t>
             </w:r>
+            <w:proofErr w:type="spellStart"/>
             <w:r>
               <w:t>IoT</w:t>
             </w:r>
+            <w:proofErr w:type="spellEnd"/>
             <w:r>
               <w:rPr>
                 <w:spacing w:val="-2"/>
@@ -418,7 +438,23 @@
               <w:t xml:space="preserve"> </w:t>
             </w:r>
             <w:r>
-              <w:t>in collaboration with Industrial Partner UniConverge Technologies Pvt Ltd (UCT).</w:t>
+              <w:t xml:space="preserve">in collaboration with Industrial Partner </w:t>
+            </w:r>
+            <w:proofErr w:type="spellStart"/>
+            <w:r>
+              <w:t>UniConverge</w:t>
+            </w:r>
+            <w:proofErr w:type="spellEnd"/>
+            <w:r>
+              <w:t xml:space="preserve"> Technologies </w:t>
+            </w:r>
+            <w:proofErr w:type="spellStart"/>
+            <w:r>
+              <w:t>Pvt</w:t>
+            </w:r>
+            <w:proofErr w:type="spellEnd"/>
+            <w:r>
+              <w:t xml:space="preserve"> Ltd (UCT).</w:t>
             </w:r>
           </w:p>
           <w:p>
@@ -1261,12 +1297,14 @@
         </w:rPr>
         <w:t xml:space="preserve"> </w:t>
       </w:r>
+      <w:proofErr w:type="spellStart"/>
       <w:r>
         <w:rPr>
           <w:rFonts w:ascii="Calibri"/>
         </w:rPr>
         <w:t>UniConverge</w:t>
       </w:r>
+      <w:proofErr w:type="spellEnd"/>
       <w:r>
         <w:rPr>
           <w:rFonts w:ascii="Calibri"/>
@@ -1287,12 +1325,14 @@
         </w:rPr>
         <w:t xml:space="preserve"> </w:t>
       </w:r>
+      <w:proofErr w:type="spellStart"/>
       <w:r>
         <w:rPr>
           <w:rFonts w:ascii="Calibri"/>
         </w:rPr>
         <w:t>Pvt</w:t>
       </w:r>
+      <w:proofErr w:type="spellEnd"/>
       <w:r>
         <w:rPr>
           <w:rFonts w:ascii="Calibri"/>
@@ -3272,7 +3312,15 @@
         <w:ind w:left="360" w:right="626"/>
       </w:pPr>
       <w:r>
-        <w:t>This opportunity was provided by upskill Campus (USC) in collaboration with UniConverge Technologies</w:t>
+        <w:t xml:space="preserve">This opportunity was provided by upskill Campus (USC) in collaboration with </w:t>
+      </w:r>
+      <w:proofErr w:type="spellStart"/>
+      <w:r>
+        <w:t>UniConverge</w:t>
+      </w:r>
+      <w:proofErr w:type="spellEnd"/>
+      <w:r>
+        <w:t xml:space="preserve"> Technologies</w:t>
       </w:r>
       <w:r>
         <w:rPr>
@@ -3307,9 +3355,11 @@
         </w:rPr>
         <w:t xml:space="preserve"> </w:t>
       </w:r>
+      <w:proofErr w:type="spellStart"/>
       <w:r>
         <w:t>IoT</w:t>
       </w:r>
+      <w:proofErr w:type="spellEnd"/>
       <w:r>
         <w:rPr>
           <w:spacing w:val="-3"/>
@@ -3584,7 +3634,15 @@
         <w:ind w:left="360" w:right="717"/>
       </w:pPr>
       <w:r>
-        <w:t>I would like to express my sincere gratitude to upskill Campus (USC), UniConverge Technologies</w:t>
+        <w:t xml:space="preserve">I would like to express my sincere gratitude to upskill Campus (USC), </w:t>
+      </w:r>
+      <w:proofErr w:type="spellStart"/>
+      <w:r>
+        <w:t>UniConverge</w:t>
+      </w:r>
+      <w:proofErr w:type="spellEnd"/>
+      <w:r>
+        <w:t xml:space="preserve"> Technologies</w:t>
       </w:r>
       <w:r>
         <w:rPr>
@@ -3610,9 +3668,11 @@
         </w:rPr>
         <w:t xml:space="preserve"> </w:t>
       </w:r>
+      <w:proofErr w:type="spellStart"/>
       <w:r>
         <w:t>IoT</w:t>
       </w:r>
+      <w:proofErr w:type="spellEnd"/>
       <w:r>
         <w:rPr>
           <w:spacing w:val="-4"/>
@@ -5734,9 +5794,11 @@
               <w:spacing w:before="25"/>
               <w:ind w:left="27"/>
             </w:pPr>
+            <w:proofErr w:type="spellStart"/>
             <w:r>
               <w:t>HyperText</w:t>
             </w:r>
+            <w:proofErr w:type="spellEnd"/>
             <w:r>
               <w:rPr>
                 <w:spacing w:val="-7"/>
@@ -6368,11 +6430,21 @@
           <w:bCs w:val="0"/>
           <w:szCs w:val="24"/>
         </w:rPr>
-        <w:t xml:space="preserve">  2 .</w:t>
+        <w:t xml:space="preserve">  </w:t>
+      </w:r>
+      <w:proofErr w:type="gramStart"/>
+      <w:r>
+        <w:rPr>
+          <w:rFonts w:eastAsia="Times New Roman" w:hAnsi="Times New Roman" w:cs="Times New Roman"/>
+          <w:bCs w:val="0"/>
+          <w:szCs w:val="24"/>
+        </w:rPr>
+        <w:t>2 .</w:t>
       </w:r>
       <w:r>
         <w:t>Problem</w:t>
       </w:r>
+      <w:proofErr w:type="gramEnd"/>
       <w:r>
         <w:rPr>
           <w:spacing w:val="-6"/>
@@ -9215,7 +9287,7 @@
             <w:spacing w:val="-2"/>
             <w:u w:color="0000FF"/>
           </w:rPr>
-          <w:t>https://github.com/nehavarshinis453/upskillcampus/</w:t>
+          <w:t>https://github.com/nehavarshinis453-sys/upskillcampus/</w:t>
         </w:r>
       </w:hyperlink>
       <w:r>
@@ -9381,18 +9453,26 @@
           <w:spacing w:val="-2"/>
           <w:u w:val="single" w:color="0000FF"/>
         </w:rPr>
-        <w:t>https://github.com/hema847/upskillcampus/blob/main/</w:t>
-      </w:r>
-      <w:r>
-        <w:rPr>
-          <w:color w:val="0000FF"/>
-          <w:spacing w:val="-2"/>
-          <w:u w:val="single" w:color="0000FF"/>
-        </w:rPr>
-        <w:t>FoodDelivery.zip_Neha</w:t>
+        <w:t>https://github.com/nehavarshinis453-sys</w:t>
       </w:r>
       <w:bookmarkStart w:id="0" w:name="_GoBack"/>
       <w:bookmarkEnd w:id="0"/>
+      <w:r>
+        <w:rPr>
+          <w:color w:val="0000FF"/>
+          <w:spacing w:val="-2"/>
+          <w:u w:val="single" w:color="0000FF"/>
+        </w:rPr>
+        <w:t>/upskillcampus/blob/main/</w:t>
+      </w:r>
+      <w:r>
+        <w:rPr>
+          <w:color w:val="0000FF"/>
+          <w:spacing w:val="-2"/>
+          <w:u w:val="single" w:color="0000FF"/>
+        </w:rPr>
+        <w:t>FoodDelivery.zip_Neha</w:t>
+      </w:r>
     </w:p>
     <w:p>
       <w:pPr>
@@ -9823,7 +9903,7 @@
           </mc:Choice>
           <mc:Fallback>
             <w:pict>
-              <v:shape w14:anchorId="68E06796" id="Graphic 7" o:spid="_x0000_s1026" style="position:absolute;margin-left:78pt;margin-top:19.75pt;width:108pt;height:.1pt;z-index:-16057344;visibility:visible;mso-wrap-style:square;mso-wrap-distance-left:0;mso-wrap-distance-top:0;mso-wrap-distance-right:0;mso-wrap-distance-bottom:0;mso-position-horizontal:absolute;mso-position-horizontal-relative:page;mso-position-vertical:absolute;mso-position-vertical-relative:text;v-text-anchor:top" coordsize="1371600,1270" o:gfxdata="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" path="m,l1371600,e" filled="f" strokeweight=".20731mm">
+              <v:shape w14:anchorId="60428803" id="Graphic 7" o:spid="_x0000_s1026" style="position:absolute;margin-left:78pt;margin-top:19.75pt;width:108pt;height:.1pt;z-index:-16057344;visibility:visible;mso-wrap-style:square;mso-wrap-distance-left:0;mso-wrap-distance-top:0;mso-wrap-distance-right:0;mso-wrap-distance-bottom:0;mso-position-horizontal:absolute;mso-position-horizontal-relative:page;mso-position-vertical:absolute;mso-position-vertical-relative:text;v-text-anchor:top" coordsize="1371600,1270" o:gfxdata="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" path="m,l1371600,e" filled="f" strokeweight=".20731mm">
                 <v:stroke dashstyle="dash"/>
                 <v:path arrowok="t"/>
                 <w10:wrap anchorx="page"/>
@@ -9994,7 +10074,7 @@
           </mc:Choice>
           <mc:Fallback>
             <w:pict>
-              <v:shape w14:anchorId="3895514A" id="Graphic 8" o:spid="_x0000_s1026" style="position:absolute;margin-left:78pt;margin-top:5.5pt;width:108pt;height:.1pt;z-index:-16056832;visibility:visible;mso-wrap-style:square;mso-wrap-distance-left:0;mso-wrap-distance-top:0;mso-wrap-distance-right:0;mso-wrap-distance-bottom:0;mso-position-horizontal:absolute;mso-position-horizontal-relative:page;mso-position-vertical:absolute;mso-position-vertical-relative:text;v-text-anchor:top" coordsize="1371600,1270" o:gfxdata="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" path="m,l1371600,e" filled="f" strokeweight=".20731mm">
+              <v:shape w14:anchorId="2ABD025F" id="Graphic 8" o:spid="_x0000_s1026" style="position:absolute;margin-left:78pt;margin-top:5.5pt;width:108pt;height:.1pt;z-index:-16056832;visibility:visible;mso-wrap-style:square;mso-wrap-distance-left:0;mso-wrap-distance-top:0;mso-wrap-distance-right:0;mso-wrap-distance-bottom:0;mso-position-horizontal:absolute;mso-position-horizontal-relative:page;mso-position-vertical:absolute;mso-position-vertical-relative:text;v-text-anchor:top" coordsize="1371600,1270" o:gfxdata="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" path="m,l1371600,e" filled="f" strokeweight=".20731mm">
                 <v:stroke dashstyle="dash"/>
                 <v:path arrowok="t"/>
                 <w10:wrap anchorx="page"/>
@@ -10131,7 +10211,7 @@
           </mc:Choice>
           <mc:Fallback>
             <w:pict>
-              <v:shape w14:anchorId="589E3CCC" id="Graphic 9" o:spid="_x0000_s1026" style="position:absolute;margin-left:78pt;margin-top:5.55pt;width:108pt;height:.1pt;z-index:-16056320;visibility:visible;mso-wrap-style:square;mso-wrap-distance-left:0;mso-wrap-distance-top:0;mso-wrap-distance-right:0;mso-wrap-distance-bottom:0;mso-position-horizontal:absolute;mso-position-horizontal-relative:page;mso-position-vertical:absolute;mso-position-vertical-relative:text;v-text-anchor:top" coordsize="1371600,1270" o:gfxdata="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" path="m,l1371600,e" filled="f" strokeweight=".20731mm">
+              <v:shape w14:anchorId="0C53278C" id="Graphic 9" o:spid="_x0000_s1026" style="position:absolute;margin-left:78pt;margin-top:5.55pt;width:108pt;height:.1pt;z-index:-16056320;visibility:visible;mso-wrap-style:square;mso-wrap-distance-left:0;mso-wrap-distance-top:0;mso-wrap-distance-right:0;mso-wrap-distance-bottom:0;mso-position-horizontal:absolute;mso-position-horizontal-relative:page;mso-position-vertical:absolute;mso-position-vertical-relative:text;v-text-anchor:top" coordsize="1371600,1270" o:gfxdata="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" path="m,l1371600,e" filled="f" strokeweight=".20731mm">
                 <v:stroke dashstyle="dash"/>
                 <v:path arrowok="t"/>
                 <w10:wrap anchorx="page"/>
@@ -10354,7 +10434,7 @@
           </mc:Choice>
           <mc:Fallback>
             <w:pict>
-              <v:shape w14:anchorId="23653CC6" id="Graphic 10" o:spid="_x0000_s1026" style="position:absolute;margin-left:78pt;margin-top:5.6pt;width:108pt;height:.1pt;z-index:-16055808;visibility:visible;mso-wrap-style:square;mso-wrap-distance-left:0;mso-wrap-distance-top:0;mso-wrap-distance-right:0;mso-wrap-distance-bottom:0;mso-position-horizontal:absolute;mso-position-horizontal-relative:page;mso-position-vertical:absolute;mso-position-vertical-relative:text;v-text-anchor:top" coordsize="1371600,1270" o:gfxdata="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" path="m,l1371600,e" filled="f" strokeweight=".20731mm">
+              <v:shape w14:anchorId="4F137C19" id="Graphic 10" o:spid="_x0000_s1026" style="position:absolute;margin-left:78pt;margin-top:5.6pt;width:108pt;height:.1pt;z-index:-16055808;visibility:visible;mso-wrap-style:square;mso-wrap-distance-left:0;mso-wrap-distance-top:0;mso-wrap-distance-right:0;mso-wrap-distance-bottom:0;mso-position-horizontal:absolute;mso-position-horizontal-relative:page;mso-position-vertical:absolute;mso-position-vertical-relative:text;v-text-anchor:top" coordsize="1371600,1270" o:gfxdata="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" path="m,l1371600,e" filled="f" strokeweight=".20731mm">
                 <v:stroke dashstyle="dash"/>
                 <v:path arrowok="t"/>
                 <w10:wrap anchorx="page"/>
@@ -10490,7 +10570,7 @@
           </mc:Choice>
           <mc:Fallback>
             <w:pict>
-              <v:shape w14:anchorId="27E51BBA" id="Graphic 11" o:spid="_x0000_s1026" style="position:absolute;margin-left:78pt;margin-top:5.5pt;width:108pt;height:.1pt;z-index:-16055296;visibility:visible;mso-wrap-style:square;mso-wrap-distance-left:0;mso-wrap-distance-top:0;mso-wrap-distance-right:0;mso-wrap-distance-bottom:0;mso-position-horizontal:absolute;mso-position-horizontal-relative:page;mso-position-vertical:absolute;mso-position-vertical-relative:text;v-text-anchor:top" coordsize="1371600,1270" o:gfxdata="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" path="m,l1371600,e" filled="f" strokeweight=".20731mm">
+              <v:shape w14:anchorId="0CCF26FA" id="Graphic 11" o:spid="_x0000_s1026" style="position:absolute;margin-left:78pt;margin-top:5.5pt;width:108pt;height:.1pt;z-index:-16055296;visibility:visible;mso-wrap-style:square;mso-wrap-distance-left:0;mso-wrap-distance-top:0;mso-wrap-distance-right:0;mso-wrap-distance-bottom:0;mso-position-horizontal:absolute;mso-position-horizontal-relative:page;mso-position-vertical:absolute;mso-position-vertical-relative:text;v-text-anchor:top" coordsize="1371600,1270" o:gfxdata="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" path="m,l1371600,e" filled="f" strokeweight=".20731mm">
                 <v:stroke dashstyle="dash"/>
                 <v:path arrowok="t"/>
                 <w10:wrap anchorx="page"/>
@@ -10724,7 +10804,7 @@
           </mc:Choice>
           <mc:Fallback>
             <w:pict>
-              <v:shape w14:anchorId="7299D7A1" id="Graphic 12" o:spid="_x0000_s1026" style="position:absolute;margin-left:78pt;margin-top:5.5pt;width:108pt;height:.1pt;z-index:-16054784;visibility:visible;mso-wrap-style:square;mso-wrap-distance-left:0;mso-wrap-distance-top:0;mso-wrap-distance-right:0;mso-wrap-distance-bottom:0;mso-position-horizontal:absolute;mso-position-horizontal-relative:page;mso-position-vertical:absolute;mso-position-vertical-relative:text;v-text-anchor:top" coordsize="1371600,1270" o:gfxdata="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" path="m,l1371600,e" filled="f" strokeweight=".20731mm">
+              <v:shape w14:anchorId="7BAFAF7E" id="Graphic 12" o:spid="_x0000_s1026" style="position:absolute;margin-left:78pt;margin-top:5.5pt;width:108pt;height:.1pt;z-index:-16054784;visibility:visible;mso-wrap-style:square;mso-wrap-distance-left:0;mso-wrap-distance-top:0;mso-wrap-distance-right:0;mso-wrap-distance-bottom:0;mso-position-horizontal:absolute;mso-position-horizontal-relative:page;mso-position-vertical:absolute;mso-position-vertical-relative:text;v-text-anchor:top" coordsize="1371600,1270" o:gfxdata="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" path="m,l1371600,e" filled="f" strokeweight=".20731mm">
                 <v:stroke dashstyle="dash"/>
                 <v:path arrowok="t"/>
                 <w10:wrap anchorx="page"/>
@@ -10861,7 +10941,7 @@
           </mc:Choice>
           <mc:Fallback>
             <w:pict>
-              <v:shape w14:anchorId="777B817D" id="Graphic 13" o:spid="_x0000_s1026" style="position:absolute;margin-left:78pt;margin-top:5.45pt;width:108pt;height:.1pt;z-index:-16054272;visibility:visible;mso-wrap-style:square;mso-wrap-distance-left:0;mso-wrap-distance-top:0;mso-wrap-distance-right:0;mso-wrap-distance-bottom:0;mso-position-horizontal:absolute;mso-position-horizontal-relative:page;mso-position-vertical:absolute;mso-position-vertical-relative:text;v-text-anchor:top" coordsize="1371600,1270" o:gfxdata="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" path="m,l1371600,e" filled="f" strokeweight=".20731mm">
+              <v:shape w14:anchorId="6DB5CC2B" id="Graphic 13" o:spid="_x0000_s1026" style="position:absolute;margin-left:78pt;margin-top:5.45pt;width:108pt;height:.1pt;z-index:-16054272;visibility:visible;mso-wrap-style:square;mso-wrap-distance-left:0;mso-wrap-distance-top:0;mso-wrap-distance-right:0;mso-wrap-distance-bottom:0;mso-position-horizontal:absolute;mso-position-horizontal-relative:page;mso-position-vertical:absolute;mso-position-vertical-relative:text;v-text-anchor:top" coordsize="1371600,1270" o:gfxdata="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" path="m,l1371600,e" filled="f" strokeweight=".20731mm">
                 <v:stroke dashstyle="dash"/>
                 <v:path arrowok="t"/>
                 <w10:wrap anchorx="page"/>
@@ -11123,7 +11203,7 @@
           </mc:Choice>
           <mc:Fallback>
             <w:pict>
-              <v:shape w14:anchorId="1A72CC2A" id="Graphic 14" o:spid="_x0000_s1026" style="position:absolute;margin-left:78pt;margin-top:5.6pt;width:108pt;height:.1pt;z-index:-16053760;visibility:visible;mso-wrap-style:square;mso-wrap-distance-left:0;mso-wrap-distance-top:0;mso-wrap-distance-right:0;mso-wrap-distance-bottom:0;mso-position-horizontal:absolute;mso-position-horizontal-relative:page;mso-position-vertical:absolute;mso-position-vertical-relative:text;v-text-anchor:top" coordsize="1371600,1270" o:gfxdata="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" path="m,l1371600,e" filled="f" strokeweight=".20731mm">
+              <v:shape w14:anchorId="3B048000" id="Graphic 14" o:spid="_x0000_s1026" style="position:absolute;margin-left:78pt;margin-top:5.6pt;width:108pt;height:.1pt;z-index:-16053760;visibility:visible;mso-wrap-style:square;mso-wrap-distance-left:0;mso-wrap-distance-top:0;mso-wrap-distance-right:0;mso-wrap-distance-bottom:0;mso-position-horizontal:absolute;mso-position-horizontal-relative:page;mso-position-vertical:absolute;mso-position-vertical-relative:text;v-text-anchor:top" coordsize="1371600,1270" o:gfxdata="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" path="m,l1371600,e" filled="f" strokeweight=".20731mm">
                 <v:stroke dashstyle="dash"/>
                 <v:path arrowok="t"/>
                 <w10:wrap anchorx="page"/>
@@ -11259,7 +11339,7 @@
           </mc:Choice>
           <mc:Fallback>
             <w:pict>
-              <v:shape w14:anchorId="70E4FFDF" id="Graphic 15" o:spid="_x0000_s1026" style="position:absolute;margin-left:78pt;margin-top:5.55pt;width:108pt;height:.1pt;z-index:-16053248;visibility:visible;mso-wrap-style:square;mso-wrap-distance-left:0;mso-wrap-distance-top:0;mso-wrap-distance-right:0;mso-wrap-distance-bottom:0;mso-position-horizontal:absolute;mso-position-horizontal-relative:page;mso-position-vertical:absolute;mso-position-vertical-relative:text;v-text-anchor:top" coordsize="1371600,1270" o:gfxdata="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" path="m,l1371600,e" filled="f" strokeweight=".20731mm">
+              <v:shape w14:anchorId="19CA688C" id="Graphic 15" o:spid="_x0000_s1026" style="position:absolute;margin-left:78pt;margin-top:5.55pt;width:108pt;height:.1pt;z-index:-16053248;visibility:visible;mso-wrap-style:square;mso-wrap-distance-left:0;mso-wrap-distance-top:0;mso-wrap-distance-right:0;mso-wrap-distance-bottom:0;mso-position-horizontal:absolute;mso-position-horizontal-relative:page;mso-position-vertical:absolute;mso-position-vertical-relative:text;v-text-anchor:top" coordsize="1371600,1270" o:gfxdata="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" path="m,l1371600,e" filled="f" strokeweight=".20731mm">
                 <v:stroke dashstyle="dash"/>
                 <v:path arrowok="t"/>
                 <w10:wrap anchorx="page"/>
@@ -11442,7 +11522,7 @@
           </mc:Choice>
           <mc:Fallback>
             <w:pict>
-              <v:shape w14:anchorId="3979143E" id="Graphic 16" o:spid="_x0000_s1026" style="position:absolute;margin-left:78pt;margin-top:5.6pt;width:108pt;height:.1pt;z-index:-16052736;visibility:visible;mso-wrap-style:square;mso-wrap-distance-left:0;mso-wrap-distance-top:0;mso-wrap-distance-right:0;mso-wrap-distance-bottom:0;mso-position-horizontal:absolute;mso-position-horizontal-relative:page;mso-position-vertical:absolute;mso-position-vertical-relative:text;v-text-anchor:top" coordsize="1371600,1270" o:gfxdata="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" path="m,l1371600,e" filled="f" strokeweight=".20731mm">
+              <v:shape w14:anchorId="1529D017" id="Graphic 16" o:spid="_x0000_s1026" style="position:absolute;margin-left:78pt;margin-top:5.6pt;width:108pt;height:.1pt;z-index:-16052736;visibility:visible;mso-wrap-style:square;mso-wrap-distance-left:0;mso-wrap-distance-top:0;mso-wrap-distance-right:0;mso-wrap-distance-bottom:0;mso-position-horizontal:absolute;mso-position-horizontal-relative:page;mso-position-vertical:absolute;mso-position-vertical-relative:text;v-text-anchor:top" coordsize="1371600,1270" o:gfxdata="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" path="m,l1371600,e" filled="f" strokeweight=".20731mm">
                 <v:stroke dashstyle="dash"/>
                 <v:path arrowok="t"/>
                 <w10:wrap anchorx="page"/>
@@ -11825,6 +11905,7 @@
         </w:rPr>
         <w:t xml:space="preserve"> </w:t>
       </w:r>
+      <w:proofErr w:type="gramStart"/>
       <w:r>
         <w:rPr>
           <w:rFonts w:ascii="Courier New"/>
@@ -11832,6 +11913,7 @@
         </w:rPr>
         <w:t>To</w:t>
       </w:r>
+      <w:proofErr w:type="gramEnd"/>
       <w:r>
         <w:rPr>
           <w:rFonts w:ascii="Courier New"/>
@@ -17950,7 +18032,20 @@
           <w:rFonts w:ascii="Calibri"/>
         </w:rPr>
         <w:tab/>
-        <w:t>Order status updated correctly</w:t>
+      </w:r>
+      <w:proofErr w:type="spellStart"/>
+      <w:r>
+        <w:rPr>
+          <w:rFonts w:ascii="Calibri"/>
+        </w:rPr>
+        <w:t>Order</w:t>
+      </w:r>
+      <w:proofErr w:type="spellEnd"/>
+      <w:r>
+        <w:rPr>
+          <w:rFonts w:ascii="Calibri"/>
+        </w:rPr>
+        <w:t xml:space="preserve"> status updated correctly</w:t>
       </w:r>
       <w:r>
         <w:rPr>
@@ -20411,11 +20506,19 @@
         </w:rPr>
         <w:t xml:space="preserve"> </w:t>
       </w:r>
-      <w:r>
-        <w:rPr>
-          <w:sz w:val="24"/>
-        </w:rPr>
-        <w:t>Razorpay,</w:t>
+      <w:proofErr w:type="spellStart"/>
+      <w:r>
+        <w:rPr>
+          <w:sz w:val="24"/>
+        </w:rPr>
+        <w:t>Razorpay</w:t>
+      </w:r>
+      <w:proofErr w:type="spellEnd"/>
+      <w:r>
+        <w:rPr>
+          <w:sz w:val="24"/>
+        </w:rPr>
+        <w:t>,</w:t>
       </w:r>
       <w:r>
         <w:rPr>
@@ -21334,7 +21437,7 @@
         </mc:Choice>
         <mc:Fallback>
           <w:pict>
-            <v:shape w14:anchorId="45007E97" id="Graphic 4" o:spid="_x0000_s1026" style="position:absolute;margin-left:85.8pt;margin-top:707.9pt;width:473.45pt;height:1.15pt;z-index:-16055808;visibility:visible;mso-wrap-style:square;mso-wrap-distance-left:0;mso-wrap-distance-top:0;mso-wrap-distance-right:0;mso-wrap-distance-bottom:0;mso-position-horizontal:absolute;mso-position-horizontal-relative:page;mso-position-vertical:absolute;mso-position-vertical-relative:page;v-text-anchor:top" coordsize="6012815,14604" o:gfxdata="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" path="m,14605l6012815,e" filled="f">
+            <v:shape w14:anchorId="5AAE8CD7" id="Graphic 4" o:spid="_x0000_s1026" style="position:absolute;margin-left:85.8pt;margin-top:707.9pt;width:473.45pt;height:1.15pt;z-index:-16055808;visibility:visible;mso-wrap-style:square;mso-wrap-distance-left:0;mso-wrap-distance-top:0;mso-wrap-distance-right:0;mso-wrap-distance-bottom:0;mso-position-horizontal:absolute;mso-position-horizontal-relative:page;mso-position-vertical:absolute;mso-position-vertical-relative:page;v-text-anchor:top" coordsize="6012815,14604" o:gfxdata="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" path="m,14605l6012815,e" filled="f">
               <v:path arrowok="t"/>
               <w10:wrap anchorx="page" anchory="page"/>
             </v:shape>
@@ -21585,7 +21688,7 @@
                               <w:noProof/>
                               <w:spacing w:val="-5"/>
                             </w:rPr>
-                            <w:t>9</w:t>
+                            <w:t>21</w:t>
                           </w:r>
                           <w:r>
                             <w:rPr>
@@ -21660,7 +21763,7 @@
                         <w:noProof/>
                         <w:spacing w:val="-5"/>
                       </w:rPr>
-                      <w:t>9</w:t>
+                      <w:t>21</w:t>
                     </w:r>
                     <w:r>
                       <w:rPr>
